--- a/SOP-GCP-PREREQUISITES-CUSTOMER-v1.0.docx
+++ b/SOP-GCP-PREREQUISITES-CUSTOMER-v1.0.docx
@@ -19,7 +19,7 @@
           <w:i/>
           <w:sz w:val="19"/>
         </w:rPr>
-        <w:t>Document ID: SOP-GCP-SECURITY-ASSESSMENT-PREREQS  |  Date: July 10, 2026  |  Version: 1.0</w:t>
+        <w:t>Document ID: SOP-GCP-PREREQUISITES-CUSTOMER  |  Date: July 10, 2026  |  Version: 1.0</w:t>
         <w:br/>
       </w:r>
     </w:p>
@@ -47,7 +47,7 @@
           <w:i w:val="0"/>
           <w:sz w:val="20"/>
         </w:rPr>
-        <w:t>This document outlines the steps required to prepare your Google Cloud Platform (GCP) environment for a third-party read-only cloud security posture assessment. All steps are performed on the customer side prior to the audit.</w:t>
+        <w:t>This document outlines the steps required to configure read-only access for a cloud security posture assessment in Google Cloud Platform (GCP). All steps are performed on the customer side prior to the assessment.</w:t>
       </w:r>
     </w:p>
     <w:p>
@@ -60,46 +60,7 @@
           <w:b/>
           <w:sz w:val="28"/>
         </w:rPr>
-        <w:t>2. Requirements</w:t>
-      </w:r>
-    </w:p>
-    <w:p>
-      <w:pPr>
-        <w:pStyle w:val="ListBullet"/>
-        <w:spacing w:after="60"/>
-      </w:pPr>
-      <w:r>
-        <w:rPr>
-          <w:rFonts w:ascii="Arial" w:hAnsi="Arial"/>
-          <w:sz w:val="20"/>
-        </w:rPr>
-        <w:t>A GCP account with administrative access to the target projects.</w:t>
-      </w:r>
-    </w:p>
-    <w:p>
-      <w:pPr>
-        <w:pStyle w:val="ListBullet"/>
-        <w:spacing w:after="60"/>
-      </w:pPr>
-      <w:r>
-        <w:rPr>
-          <w:rFonts w:ascii="Arial" w:hAnsi="Arial"/>
-          <w:sz w:val="20"/>
-        </w:rPr>
-        <w:t>Google Cloud SDK (gcloud CLI) installed and configured on your machine, or access to GCP Cloud Shell.</w:t>
-      </w:r>
-    </w:p>
-    <w:p>
-      <w:pPr>
-        <w:pStyle w:val="Heading1"/>
-      </w:pPr>
-      <w:r>
-        <w:rPr>
-          <w:rFonts w:ascii="Arial" w:hAnsi="Arial"/>
-          <w:b/>
-          <w:sz w:val="28"/>
-        </w:rPr>
-        <w:t>3. Enable Required GCP APIs</w:t>
+        <w:t>2. Enable Required APIs</w:t>
       </w:r>
     </w:p>
     <w:p>
@@ -113,7 +74,35 @@
           <w:i w:val="0"/>
           <w:sz w:val="20"/>
         </w:rPr>
-        <w:t>You must enable the Identity and Access Management (IAM) API in your target project to allow resource discovery.</w:t>
+        <w:t>You must enable the Identity and Access Management (IAM) API and Cloud Resource Manager API in your target project:</w:t>
+      </w:r>
+    </w:p>
+    <w:p>
+      <w:pPr>
+        <w:spacing w:before="80" w:after="80"/>
+        <w:ind w:left="360"/>
+      </w:pPr>
+      <w:r>
+        <w:rPr>
+          <w:rFonts w:ascii="Courier New" w:hAnsi="Courier New"/>
+          <w:sz w:val="18"/>
+        </w:rPr>
+        <w:t>gcloud services enable iam.googleapis.com --project &lt;YOUR_PROJECT_ID&gt;</w:t>
+        <w:br/>
+        <w:t>gcloud services enable cloudresourcemanager.googleapis.com --project &lt;YOUR_PROJECT_ID&gt;</w:t>
+      </w:r>
+    </w:p>
+    <w:p>
+      <w:pPr>
+        <w:pStyle w:val="Heading1"/>
+      </w:pPr>
+      <w:r>
+        <w:rPr>
+          <w:rFonts w:ascii="Arial" w:hAnsi="Arial"/>
+          <w:b/>
+          <w:sz w:val="28"/>
+        </w:rPr>
+        <w:t>3. Create a Service Account</w:t>
       </w:r>
     </w:p>
     <w:p>
@@ -127,156 +116,7 @@
           <w:i w:val="0"/>
           <w:sz w:val="20"/>
         </w:rPr>
-        <w:t>You can enable this in the Google Cloud Console (APIs &amp; Services &gt; Library &gt; Search for IAM API) or run the following command:</w:t>
-      </w:r>
-    </w:p>
-    <w:p>
-      <w:pPr>
-        <w:spacing w:before="80" w:after="80"/>
-        <w:ind w:left="360"/>
-      </w:pPr>
-      <w:r>
-        <w:rPr>
-          <w:rFonts w:ascii="Courier New" w:hAnsi="Courier New"/>
-          <w:sz w:val="18"/>
-        </w:rPr>
-        <w:t>gcloud services enable iam.googleapis.com --project &lt;YOUR_PROJECT_ID&gt;</w:t>
-      </w:r>
-    </w:p>
-    <w:p>
-      <w:pPr>
-        <w:spacing w:after="120"/>
-      </w:pPr>
-      <w:r>
-        <w:rPr>
-          <w:rFonts w:ascii="Arial" w:hAnsi="Arial"/>
-          <w:b w:val="0"/>
-          <w:i w:val="0"/>
-          <w:sz w:val="20"/>
-        </w:rPr>
-        <w:t>It is also recommended to enable the Cloud Resource Manager API:</w:t>
-      </w:r>
-    </w:p>
-    <w:p>
-      <w:pPr>
-        <w:spacing w:before="80" w:after="80"/>
-        <w:ind w:left="360"/>
-      </w:pPr>
-      <w:r>
-        <w:rPr>
-          <w:rFonts w:ascii="Courier New" w:hAnsi="Courier New"/>
-          <w:sz w:val="18"/>
-        </w:rPr>
-        <w:t>gcloud services enable cloudresourcemanager.googleapis.com --project &lt;YOUR_PROJECT_ID&gt;</w:t>
-      </w:r>
-    </w:p>
-    <w:p>
-      <w:pPr>
-        <w:pStyle w:val="Heading1"/>
-      </w:pPr>
-      <w:r>
-        <w:rPr>
-          <w:rFonts w:ascii="Arial" w:hAnsi="Arial"/>
-          <w:b/>
-          <w:sz w:val="28"/>
-        </w:rPr>
-        <w:t>4. Create a Service Account</w:t>
-      </w:r>
-    </w:p>
-    <w:p>
-      <w:pPr>
-        <w:spacing w:after="120"/>
-      </w:pPr>
-      <w:r>
-        <w:rPr>
-          <w:rFonts w:ascii="Arial" w:hAnsi="Arial"/>
-          <w:b w:val="0"/>
-          <w:i w:val="0"/>
-          <w:sz w:val="20"/>
-        </w:rPr>
-        <w:t>Create a dedicated service account that the assessment team will use to access your project resource configurations.</w:t>
-      </w:r>
-    </w:p>
-    <w:p>
-      <w:pPr>
-        <w:spacing w:after="120"/>
-      </w:pPr>
-      <w:r>
-        <w:rPr>
-          <w:rFonts w:ascii="Arial" w:hAnsi="Arial"/>
-          <w:b w:val="0"/>
-          <w:i w:val="0"/>
-          <w:sz w:val="20"/>
-        </w:rPr>
-        <w:t>You can do this by navigating to IAM &amp; Admin &gt; Service Accounts in the GCP Console.</w:t>
-      </w:r>
-    </w:p>
-    <w:p>
-      <w:pPr>
-        <w:spacing w:before="120" w:after="40"/>
-        <w:jc w:val="center"/>
-      </w:pPr>
-      <w:r>
-        <w:drawing>
-          <wp:inline xmlns:a="http://schemas.openxmlformats.org/drawingml/2006/main" xmlns:pic="http://schemas.openxmlformats.org/drawingml/2006/picture">
-            <wp:extent cx="4572000" cy="1829508"/>
-            <wp:docPr id="1" name="Picture 1"/>
-            <wp:cNvGraphicFramePr>
-              <a:graphicFrameLocks noChangeAspect="1"/>
-            </wp:cNvGraphicFramePr>
-            <a:graphic>
-              <a:graphicData uri="http://schemas.openxmlformats.org/drawingml/2006/picture">
-                <pic:pic>
-                  <pic:nvPicPr>
-                    <pic:cNvPr id="0" name="service-account-page.png"/>
-                    <pic:cNvPicPr/>
-                  </pic:nvPicPr>
-                  <pic:blipFill>
-                    <a:blip r:embed="rId9"/>
-                    <a:stretch>
-                      <a:fillRect/>
-                    </a:stretch>
-                  </pic:blipFill>
-                  <pic:spPr>
-                    <a:xfrm>
-                      <a:off x="0" y="0"/>
-                      <a:ext cx="4572000" cy="1829508"/>
-                    </a:xfrm>
-                    <a:prstGeom prst="rect"/>
-                  </pic:spPr>
-                </pic:pic>
-              </a:graphicData>
-            </a:graphic>
-          </wp:inline>
-        </w:drawing>
-      </w:r>
-    </w:p>
-    <w:p>
-      <w:pPr>
-        <w:spacing w:after="160"/>
-        <w:jc w:val="center"/>
-      </w:pPr>
-      <w:r>
-        <w:rPr>
-          <w:rFonts w:ascii="Arial" w:hAnsi="Arial"/>
-          <w:i/>
-          <w:sz w:val="17"/>
-        </w:rPr>
-        <w:t>Figure: Service Accounts Page in Google Cloud Console</w:t>
-      </w:r>
-    </w:p>
-    <w:p>
-      <w:pPr>
-        <w:spacing w:after="120"/>
-      </w:pPr>
-      <w:r>
-        <w:rPr>
-          <w:rFonts w:ascii="Arial" w:hAnsi="Arial"/>
-          <w:b w:val="0"/>
-          <w:i w:val="0"/>
-          <w:sz w:val="20"/>
-        </w:rPr>
-        <w:t>Run the following command to create the service account, or use the '+ CREATE SERVICE ACCOUNT' button in the Console:</w:t>
+        <w:t>Create a dedicated service account that the assessment team will use:</w:t>
       </w:r>
     </w:p>
     <w:p>
@@ -301,7 +141,7 @@
         <w:drawing>
           <wp:inline xmlns:a="http://schemas.openxmlformats.org/drawingml/2006/main" xmlns:pic="http://schemas.openxmlformats.org/drawingml/2006/picture">
             <wp:extent cx="4572000" cy="2493169"/>
-            <wp:docPr id="2" name="Picture 2"/>
+            <wp:docPr id="1" name="Picture 1"/>
             <wp:cNvGraphicFramePr>
               <a:graphicFrameLocks noChangeAspect="1"/>
             </wp:cNvGraphicFramePr>
@@ -313,7 +153,7 @@
                     <pic:cNvPicPr/>
                   </pic:nvPicPr>
                   <pic:blipFill>
-                    <a:blip r:embed="rId10"/>
+                    <a:blip r:embed="rId9"/>
                     <a:stretch>
                       <a:fillRect/>
                     </a:stretch>
@@ -343,7 +183,7 @@
           <w:i/>
           <w:sz w:val="17"/>
         </w:rPr>
-        <w:t>Figure: Creating a Service Account in the GCP Console</w:t>
+        <w:t>Figure: Creating the Service Account in Google Cloud Console</w:t>
       </w:r>
     </w:p>
     <w:p>
@@ -356,7 +196,7 @@
           <w:b/>
           <w:sz w:val="28"/>
         </w:rPr>
-        <w:t>5. Assign IAM Permissions</w:t>
+        <w:t>4. Assign Read-Only Permissions</w:t>
       </w:r>
     </w:p>
     <w:p>
@@ -370,21 +210,7 @@
           <w:i w:val="0"/>
           <w:sz w:val="20"/>
         </w:rPr>
-        <w:t>The assessment team requires read-only permissions. Assign the standard 'Viewer' and 'Service Usage Consumer' roles to the service account.</w:t>
-      </w:r>
-    </w:p>
-    <w:p>
-      <w:pPr>
-        <w:spacing w:after="120"/>
-      </w:pPr>
-      <w:r>
-        <w:rPr>
-          <w:rFonts w:ascii="Arial" w:hAnsi="Arial"/>
-          <w:b w:val="0"/>
-          <w:i w:val="0"/>
-          <w:sz w:val="20"/>
-        </w:rPr>
-        <w:t>Run these commands to bind the roles to the service account, or assign them under the 'Grant access' dialog in IAM:</w:t>
+        <w:t>Assign 'Viewer' and 'Service Usage Consumer' roles to the service account:</w:t>
       </w:r>
     </w:p>
     <w:p>
@@ -412,7 +238,7 @@
         <w:drawing>
           <wp:inline xmlns:a="http://schemas.openxmlformats.org/drawingml/2006/main" xmlns:pic="http://schemas.openxmlformats.org/drawingml/2006/picture">
             <wp:extent cx="4572000" cy="3225403"/>
-            <wp:docPr id="3" name="Picture 3"/>
+            <wp:docPr id="2" name="Picture 2"/>
             <wp:cNvGraphicFramePr>
               <a:graphicFrameLocks noChangeAspect="1"/>
             </wp:cNvGraphicFramePr>
@@ -424,7 +250,7 @@
                     <pic:cNvPicPr/>
                   </pic:nvPicPr>
                   <pic:blipFill>
-                    <a:blip r:embed="rId11"/>
+                    <a:blip r:embed="rId10"/>
                     <a:stretch>
                       <a:fillRect/>
                     </a:stretch>
@@ -454,21 +280,7 @@
           <w:i/>
           <w:sz w:val="17"/>
         </w:rPr>
-        <w:t>Figure: Assigning IAM Roles and Permissions in GCP</w:t>
-      </w:r>
-    </w:p>
-    <w:p>
-      <w:pPr>
-        <w:spacing w:after="120"/>
-      </w:pPr>
-      <w:r>
-        <w:rPr>
-          <w:rFonts w:ascii="Arial" w:hAnsi="Arial"/>
-          <w:b/>
-          <w:i w:val="0"/>
-          <w:sz w:val="20"/>
-        </w:rPr>
-        <w:t>Important: Replace &lt;YOUR_PROJECT_ID&gt; in all commands with your actual GCP Project ID.</w:t>
+        <w:t>Figure: Assigning Roles in IAM Console</w:t>
       </w:r>
     </w:p>
     <w:p>
@@ -481,7 +293,7 @@
           <w:b/>
           <w:sz w:val="28"/>
         </w:rPr>
-        <w:t>6. Generate JSON Key Credentials</w:t>
+        <w:t>5. Generate JSON Key Credentials</w:t>
       </w:r>
     </w:p>
     <w:p>
@@ -495,21 +307,7 @@
           <w:i w:val="0"/>
           <w:sz w:val="20"/>
         </w:rPr>
-        <w:t>You must generate and download a JSON key file for the service account to provide to the assessment team.</w:t>
-      </w:r>
-    </w:p>
-    <w:p>
-      <w:pPr>
-        <w:spacing w:after="120"/>
-      </w:pPr>
-      <w:r>
-        <w:rPr>
-          <w:rFonts w:ascii="Arial" w:hAnsi="Arial"/>
-          <w:b w:val="0"/>
-          <w:i w:val="0"/>
-          <w:sz w:val="20"/>
-        </w:rPr>
-        <w:t>Navigate to the Keys tab under the service account details, click 'ADD KEY', and select 'Create new key':</w:t>
+        <w:t>Navigate to the Keys tab under the service account, click 'ADD KEY', choose 'Create new key', and select JSON format:</w:t>
       </w:r>
     </w:p>
     <w:p>
@@ -521,7 +319,7 @@
         <w:drawing>
           <wp:inline xmlns:a="http://schemas.openxmlformats.org/drawingml/2006/main" xmlns:pic="http://schemas.openxmlformats.org/drawingml/2006/picture">
             <wp:extent cx="4572000" cy="1933569"/>
-            <wp:docPr id="4" name="Picture 4"/>
+            <wp:docPr id="3" name="Picture 3"/>
             <wp:cNvGraphicFramePr>
               <a:graphicFrameLocks noChangeAspect="1"/>
             </wp:cNvGraphicFramePr>
@@ -533,7 +331,7 @@
                     <pic:cNvPicPr/>
                   </pic:nvPicPr>
                   <pic:blipFill>
-                    <a:blip r:embed="rId12"/>
+                    <a:blip r:embed="rId11"/>
                     <a:stretch>
                       <a:fillRect/>
                     </a:stretch>
@@ -568,20 +366,6 @@
     </w:p>
     <w:p>
       <w:pPr>
-        <w:spacing w:after="120"/>
-      </w:pPr>
-      <w:r>
-        <w:rPr>
-          <w:rFonts w:ascii="Arial" w:hAnsi="Arial"/>
-          <w:b w:val="0"/>
-          <w:i w:val="0"/>
-          <w:sz w:val="20"/>
-        </w:rPr>
-        <w:t>Select JSON as the format and click 'CREATE':</w:t>
-      </w:r>
-    </w:p>
-    <w:p>
-      <w:pPr>
         <w:spacing w:before="120" w:after="40"/>
         <w:jc w:val="center"/>
       </w:pPr>
@@ -589,7 +373,7 @@
         <w:drawing>
           <wp:inline xmlns:a="http://schemas.openxmlformats.org/drawingml/2006/main" xmlns:pic="http://schemas.openxmlformats.org/drawingml/2006/picture">
             <wp:extent cx="4572000" cy="2692400"/>
-            <wp:docPr id="5" name="Picture 5"/>
+            <wp:docPr id="4" name="Picture 4"/>
             <wp:cNvGraphicFramePr>
               <a:graphicFrameLocks noChangeAspect="1"/>
             </wp:cNvGraphicFramePr>
@@ -601,7 +385,7 @@
                     <pic:cNvPicPr/>
                   </pic:nvPicPr>
                   <pic:blipFill>
-                    <a:blip r:embed="rId13"/>
+                    <a:blip r:embed="rId12"/>
                     <a:stretch>
                       <a:fillRect/>
                     </a:stretch>
@@ -631,7 +415,7 @@
           <w:i/>
           <w:sz w:val="17"/>
         </w:rPr>
-        <w:t>Figure: Selecting the JSON Key Format</w:t>
+        <w:t>Figure: Downloading the JSON Key File</w:t>
       </w:r>
     </w:p>
     <w:p>
@@ -645,34 +429,7 @@
           <w:i w:val="0"/>
           <w:sz w:val="20"/>
         </w:rPr>
-        <w:t>Alternatively, run the following command to generate the key:</w:t>
-      </w:r>
-    </w:p>
-    <w:p>
-      <w:pPr>
-        <w:spacing w:before="80" w:after="80"/>
-        <w:ind w:left="360"/>
-      </w:pPr>
-      <w:r>
-        <w:rPr>
-          <w:rFonts w:ascii="Courier New" w:hAnsi="Courier New"/>
-          <w:sz w:val="18"/>
-        </w:rPr>
-        <w:t>gcloud iam service-accounts keys create security-audit-key.json --iam-account=security-audit-sa@&lt;YOUR_PROJECT_ID&gt;.iam.gserviceaccount.com</w:t>
-      </w:r>
-    </w:p>
-    <w:p>
-      <w:pPr>
-        <w:spacing w:after="120"/>
-      </w:pPr>
-      <w:r>
-        <w:rPr>
-          <w:rFonts w:ascii="Arial" w:hAnsi="Arial"/>
-          <w:b w:val="0"/>
-          <w:i w:val="0"/>
-          <w:sz w:val="20"/>
-        </w:rPr>
-        <w:t>This downloads a file named 'security-audit-key.json' to your current working directory. Share this file securely with the security assessment team.</w:t>
+        <w:t>This downloads a credential JSON file. Share this file securely with the assessment team.</w:t>
       </w:r>
     </w:p>
     <w:sectPr>
